--- a/Cybersecurity/Semestr_I/TPF/Zmiendak_Ocena_ekspercka_witryny_internetowej.docx
+++ b/Cybersecurity/Semestr_I/TPF/Zmiendak_Ocena_ekspercka_witryny_internetowej.docx
@@ -2537,7 +2537,15 @@
           <w:b/>
           <w:bCs/>
         </w:rPr>
-        <w:t>Ocena cząstkowa: 3</w:t>
+        <w:t xml:space="preserve">Ocena cząstkowa: </w:t>
+      </w:r>
+      <w:r>
+        <w:rPr>
+          <w:rFonts w:ascii="Arial" w:hAnsi="Arial" w:cs="Arial"/>
+          <w:b/>
+          <w:bCs/>
+        </w:rPr>
+        <w:t>3</w:t>
       </w:r>
     </w:p>
     <w:p>
@@ -2685,7 +2693,15 @@
           <w:b/>
           <w:bCs/>
         </w:rPr>
-        <w:t>Ocena cząstkowa: 3</w:t>
+        <w:t xml:space="preserve">Ocena cząstkowa: </w:t>
+      </w:r>
+      <w:r>
+        <w:rPr>
+          <w:rFonts w:ascii="Arial" w:hAnsi="Arial" w:cs="Arial"/>
+          <w:b/>
+          <w:bCs/>
+        </w:rPr>
+        <w:t>4</w:t>
       </w:r>
     </w:p>
     <w:p>
@@ -2909,7 +2925,15 @@
           <w:b/>
           <w:bCs/>
         </w:rPr>
-        <w:t>Ocena cząstkowa: 3</w:t>
+        <w:t xml:space="preserve">Ocena cząstkowa: </w:t>
+      </w:r>
+      <w:r>
+        <w:rPr>
+          <w:rFonts w:ascii="Arial" w:hAnsi="Arial" w:cs="Arial"/>
+          <w:b/>
+          <w:bCs/>
+        </w:rPr>
+        <w:t>4</w:t>
       </w:r>
     </w:p>
     <w:p>
@@ -3324,7 +3348,19 @@
               <w:rPr>
                 <w:rFonts w:ascii="Arial" w:hAnsi="Arial" w:cs="Arial"/>
               </w:rPr>
-              <w:t>0.45</w:t>
+              <w:t>0.</w:t>
+            </w:r>
+            <w:r>
+              <w:rPr>
+                <w:rFonts w:ascii="Arial" w:hAnsi="Arial" w:cs="Arial"/>
+              </w:rPr>
+              <w:t>6</w:t>
+            </w:r>
+            <w:r>
+              <w:rPr>
+                <w:rFonts w:ascii="Arial" w:hAnsi="Arial" w:cs="Arial"/>
+              </w:rPr>
+              <w:t>0</w:t>
             </w:r>
           </w:p>
         </w:tc>
@@ -3454,7 +3490,7 @@
               <w:rPr>
                 <w:rFonts w:ascii="Arial" w:hAnsi="Arial" w:cs="Arial"/>
               </w:rPr>
-              <w:t>3</w:t>
+              <w:t>4</w:t>
             </w:r>
           </w:p>
         </w:tc>
@@ -3496,7 +3532,13 @@
               <w:rPr>
                 <w:rFonts w:ascii="Arial" w:hAnsi="Arial" w:cs="Arial"/>
               </w:rPr>
-              <w:t>0.45</w:t>
+              <w:t>0.</w:t>
+            </w:r>
+            <w:r>
+              <w:rPr>
+                <w:rFonts w:ascii="Arial" w:hAnsi="Arial" w:cs="Arial"/>
+              </w:rPr>
+              <w:t>6</w:t>
             </w:r>
           </w:p>
         </w:tc>
@@ -3632,7 +3674,7 @@
               <w:rPr>
                 <w:rFonts w:ascii="Arial" w:hAnsi="Arial" w:cs="Arial"/>
               </w:rPr>
-              <w:t>3</w:t>
+              <w:t>4</w:t>
             </w:r>
           </w:p>
         </w:tc>
@@ -3674,7 +3716,13 @@
               <w:rPr>
                 <w:rFonts w:ascii="Arial" w:hAnsi="Arial" w:cs="Arial"/>
               </w:rPr>
-              <w:t>0.3</w:t>
+              <w:t>0.</w:t>
+            </w:r>
+            <w:r>
+              <w:rPr>
+                <w:rFonts w:ascii="Arial" w:hAnsi="Arial" w:cs="Arial"/>
+              </w:rPr>
+              <w:t>4</w:t>
             </w:r>
           </w:p>
         </w:tc>
@@ -3709,7 +3757,23 @@
           <w:b/>
           <w:bCs/>
         </w:rPr>
-        <w:t xml:space="preserve"> 3.25</w:t>
+        <w:t xml:space="preserve"> 3.</w:t>
+      </w:r>
+      <w:r>
+        <w:rPr>
+          <w:rFonts w:ascii="Arial" w:hAnsi="Arial" w:cs="Arial"/>
+          <w:b/>
+          <w:bCs/>
+        </w:rPr>
+        <w:t>6</w:t>
+      </w:r>
+      <w:r>
+        <w:rPr>
+          <w:rFonts w:ascii="Arial" w:hAnsi="Arial" w:cs="Arial"/>
+          <w:b/>
+          <w:bCs/>
+        </w:rPr>
+        <w:t>5</w:t>
       </w:r>
     </w:p>
     <w:p>
@@ -8544,6 +8608,18 @@
       </w:tblBorders>
     </w:tblPr>
   </w:style>
+  <w:style w:type="character" w:styleId="UyteHipercze">
+    <w:name w:val="FollowedHyperlink"/>
+    <w:basedOn w:val="Domylnaczcionkaakapitu"/>
+    <w:uiPriority w:val="99"/>
+    <w:semiHidden/>
+    <w:unhideWhenUsed/>
+    <w:rsid w:val="004063D6"/>
+    <w:rPr>
+      <w:color w:val="96607D" w:themeColor="followedHyperlink"/>
+      <w:u w:val="single"/>
+    </w:rPr>
+  </w:style>
 </w:styles>
 </file>
 
